--- a/docs/reports/01-环境与训练机制.docx
+++ b/docs/reports/01-环境与训练机制.docx
@@ -12,7 +12,7 @@
     </w:p>
     <w:p>
       <w:r>
-        <w:t>更新：2026-10-01T02:56:01+08:00。本册按实际实验整理，原始运行记录单独保存。</w:t>
+        <w:t>更新：2026-10-01T08:13:40+08:00。本册按实际实验整理，原始运行记录单独保存。</w:t>
       </w:r>
     </w:p>
     <w:p>
@@ -39,6 +39,36 @@
     <w:p>
       <w:r>
         <w:t>看到 nvidia-smi 能列出显卡，很容易以为训练环境已经好了。它检查的是驱动；torch.cuda.is_available() 检查的是当前 Python 能否使用 CUDA。两边各查一次，问题就能定位到安装包，而不用先重装驱动。</w:t>
+      </w:r>
+    </w:p>
+    <w:p>
+      <w:r>
+        <w:t>在准备训练的 Python 环境中，核心检查只有几行：</w:t>
+      </w:r>
+    </w:p>
+    <w:p>
+      <w:pPr>
+        <w:pStyle w:val="CodeBlock"/>
+        <w:shd w:fill="F3F4F6"/>
+      </w:pPr>
+      <w:r>
+        <w:t>import torch</w:t>
+        <w:br/>
+        <w:br/>
+        <w:t>print("PyTorch:", torch.__version__)</w:t>
+        <w:br/>
+        <w:t>print("CUDA 构建:", torch.version.cuda)</w:t>
+        <w:br/>
+        <w:t>print("能否使用 GPU:", torch.cuda.is_available())</w:t>
+        <w:br/>
+        <w:t>if torch.cuda.is_available():</w:t>
+        <w:br/>
+        <w:t xml:space="preserve">    print("设备:", torch.cuda.get_device_name(0))</w:t>
+      </w:r>
+    </w:p>
+    <w:p>
+      <w:r>
+        <w:t>这里必须用训练环境的 Python 来跑。系统里另一个 Python 装着什么包，不会自动变成当前环境的能力。</w:t>
       </w:r>
     </w:p>
     <w:tbl>
@@ -840,6 +870,37 @@
       </w:r>
     </w:p>
     <w:p>
+      <w:r>
+        <w:t>生成标签的核心逻辑如下。这里的 action 已保留当前回复之前的全部历史；marked 是只加了监督标记的官方模板。</w:t>
+      </w:r>
+    </w:p>
+    <w:p>
+      <w:pPr>
+        <w:pStyle w:val="CodeBlock"/>
+        <w:shd w:fill="F3F4F6"/>
+      </w:pPr>
+      <w:r>
+        <w:t>encoded = tokenizer.apply_chat_template(</w:t>
+        <w:br/>
+        <w:t xml:space="preserve">    action["messages"], tools=action["tools"],</w:t>
+        <w:br/>
+        <w:t xml:space="preserve">    chat_template=marked, tokenize=True,</w:t>
+        <w:br/>
+        <w:t xml:space="preserve">    return_dict=True, return_assistant_tokens_mask=True,</w:t>
+        <w:br/>
+        <w:t xml:space="preserve">    enable_thinking=False,</w:t>
+        <w:br/>
+        <w:t>)</w:t>
+        <w:br/>
+        <w:t>mask = encoded["assistant_masks"]</w:t>
+      </w:r>
+    </w:p>
+    <w:p>
+      <w:r>
+        <w:t>多轮单元还会把早于当前 assistant 的 mask 清零。随后按 mask 生成 labels：保留目标 token，其余写成 -100。这一步没有删掉历史输入。</w:t>
+      </w:r>
+    </w:p>
+    <w:p>
       <w:pPr>
         <w:keepNext/>
         <w:jc w:val="center"/>
@@ -939,6 +1000,33 @@
     <w:p>
       <w:r>
         <w:t>语言模型在第 t 个位置的输出预测第 t+1 个 token。因此，计算交叉熵时把 logits 去掉最后一个位置，把 labels 去掉第一个位置，再按 -100 忽略不监督的标签。这里用同一份 logits 和标签重新计算了一遍，检查框架和手算是否对得上。</w:t>
+      </w:r>
+    </w:p>
+    <w:p>
+      <w:r>
+        <w:t>实际手算用的是下面这段。output 来自模型对同一批 inputs 的前向，没有再生成一份不同的预测。</w:t>
+      </w:r>
+    </w:p>
+    <w:p>
+      <w:pPr>
+        <w:pStyle w:val="CodeBlock"/>
+        <w:shd w:fill="F3F4F6"/>
+      </w:pPr>
+      <w:r>
+        <w:t>import torch.nn.functional as F</w:t>
+        <w:br/>
+        <w:br/>
+        <w:t>logits = output.logits[:, :-1].float()</w:t>
+        <w:br/>
+        <w:t>labels = inputs["labels"][:, 1:]</w:t>
+        <w:br/>
+        <w:t>manual = F.cross_entropy(</w:t>
+        <w:br/>
+        <w:t xml:space="preserve">    logits.reshape(-1, logits.shape[-1]),</w:t>
+        <w:br/>
+        <w:t xml:space="preserve">    labels.reshape(-1), ignore_index=-100,</w:t>
+        <w:br/>
+        <w:t>)</w:t>
       </w:r>
     </w:p>
     <w:tbl>
@@ -1457,6 +1545,37 @@
     </w:p>
     <w:p>
       <w:r>
+        <w:t>参数更新的核心是这一段。inputs 是一个完整的当前回复单元，micro_batches 提供本次更新的 8 个单元。</w:t>
+      </w:r>
+    </w:p>
+    <w:p>
+      <w:pPr>
+        <w:pStyle w:val="CodeBlock"/>
+        <w:shd w:fill="F3F4F6"/>
+      </w:pPr>
+      <w:r>
+        <w:t>optimizer.zero_grad(set_to_none=True)</w:t>
+        <w:br/>
+        <w:t>for inputs in micro_batches:</w:t>
+        <w:br/>
+        <w:t xml:space="preserve">    with torch.autocast("cuda", dtype=torch.bfloat16):</w:t>
+        <w:br/>
+        <w:t xml:space="preserve">        loss = model(**inputs).loss</w:t>
+        <w:br/>
+        <w:t xml:space="preserve">    (loss / 8).backward()</w:t>
+        <w:br/>
+        <w:t>torch.nn.utils.clip_grad_norm_(trainable, 1.0)</w:t>
+        <w:br/>
+        <w:t>optimizer.step()</w:t>
+      </w:r>
+    </w:p>
+    <w:p>
+      <w:r>
+        <w:t>除以 8 对应这轮固定的梯度累积数；8 次反向才执行一次 optimizer.step，所以图上一个点是一次参数更新。</w:t>
+      </w:r>
+    </w:p>
+    <w:p>
+      <w:r>
         <w:t>本轮运行编号为 E06-R02。</w:t>
       </w:r>
     </w:p>
@@ -1695,11 +1814,6 @@
     </w:tbl>
     <w:p>
       <w:r>
-        <w:t>每次检查后同时保存适配器、优化器、步数与随机状态。下一轮会实际加载并续训，检查保存的文件是否足以恢复同一次实验。</w:t>
-      </w:r>
-    </w:p>
-    <w:p>
-      <w:r>
         <w:br w:type="page"/>
       </w:r>
     </w:p>
@@ -1732,6 +1846,33 @@
     <w:p>
       <w:r>
         <w:t>E06 的保存内容包括适配器、tokenizer、优化器、更新步数、当前数据顺序与位置，以及 Python、CPU 和 CUDA 的随机状态。本轮读取这些真实文件，不靠重新设一个 seed 来代替完整恢复。</w:t>
+      </w:r>
+    </w:p>
+    <w:p>
+      <w:r>
+        <w:t>拿到保存的 state 后，恢复优化器和随机状态的核心是：</w:t>
+      </w:r>
+    </w:p>
+    <w:p>
+      <w:pPr>
+        <w:pStyle w:val="CodeBlock"/>
+        <w:shd w:fill="F3F4F6"/>
+      </w:pPr>
+      <w:r>
+        <w:t>optimizer.load_state_dict(state["optimizer"])</w:t>
+        <w:br/>
+        <w:t>rng.setstate(state["python_rng"])</w:t>
+        <w:br/>
+        <w:t>torch.set_rng_state(state["torch_rng"])</w:t>
+        <w:br/>
+        <w:t>torch.cuda.set_rng_state_all(state["cuda_rng"])</w:t>
+        <w:br/>
+        <w:t>order, cursor = list(state["order"]), state["cursor"]</w:t>
+      </w:r>
+    </w:p>
+    <w:p>
+      <w:r>
+        <w:t>order 和 cursor 记录下一次该用哪个训练单元；只有恢复 seed，而没有恢复这两个值，下一步就可能用到不同的数据。</w:t>
       </w:r>
     </w:p>
     <w:p>
@@ -14367,6 +14508,18 @@
       </w:tcPr>
     </w:tblStylePr>
   </w:style>
+  <w:style w:type="paragraph" w:customStyle="1" w:styleId="CodeBlock">
+    <w:name w:val="Code Block"/>
+    <w:pPr>
+      <w:keepLines/>
+      <w:spacing w:line="252" w:lineRule="auto" w:before="120" w:after="120"/>
+      <w:ind w:left="113" w:right="113"/>
+    </w:pPr>
+    <w:rPr>
+      <w:rFonts w:ascii="Consolas" w:hAnsi="Consolas" w:eastAsia="微软雅黑"/>
+      <w:sz w:val="18"/>
+    </w:rPr>
+  </w:style>
 </w:styles>
 </file>
 
